--- a/Faraj_Logbook.docx
+++ b/Faraj_Logbook.docx
@@ -558,7 +558,14 @@
       </w:r>
     </w:p>
     <w:p/>
-    <w:p/>
+    <w:p>
+      <w:r>
+        <w:t xml:space="preserve">Deployment link </w:t>
+      </w:r>
+      <w:r>
+        <w:t>https://spree-uranium-pedicure.ngrok-free.dev/faraj/</w:t>
+      </w:r>
+    </w:p>
     <w:p/>
     <w:p/>
     <w:p/>
@@ -712,44 +719,22 @@
       <w:pPr>
         <w:ind w:left="720"/>
       </w:pPr>
-      <w:proofErr w:type="spellStart"/>
       <w:r>
         <w:rPr>
           <w:sz w:val="20"/>
         </w:rPr>
-        <w:t>Color</w:t>
-      </w:r>
-      <w:proofErr w:type="spellEnd"/>
+        <w:t>Color Theme &amp; Design System ....................... 7</w:t>
+      </w:r>
+    </w:p>
+    <w:p>
+      <w:pPr>
+        <w:ind w:left="720"/>
+      </w:pPr>
       <w:r>
         <w:rPr>
           <w:sz w:val="20"/>
         </w:rPr>
-        <w:t xml:space="preserve"> Theme &amp; Design System ....................... 7</w:t>
-      </w:r>
-    </w:p>
-    <w:p>
-      <w:pPr>
-        <w:ind w:left="720"/>
-      </w:pPr>
-      <w:r>
-        <w:rPr>
-          <w:sz w:val="20"/>
-        </w:rPr>
-        <w:t xml:space="preserve">Pages Designed in </w:t>
-      </w:r>
-      <w:proofErr w:type="spellStart"/>
-      <w:r>
-        <w:rPr>
-          <w:sz w:val="20"/>
-        </w:rPr>
-        <w:t>Excalidraw</w:t>
-      </w:r>
-      <w:proofErr w:type="spellEnd"/>
-      <w:r>
-        <w:rPr>
-          <w:sz w:val="20"/>
-        </w:rPr>
-        <w:t xml:space="preserve"> ...................... 8</w:t>
+        <w:t>Pages Designed in Excalidraw ...................... 8</w:t>
       </w:r>
     </w:p>
     <w:p>
